--- a/downloads/HR_Doc4_Nigeria_Labour_Law_CIPM.docx
+++ b/downloads/HR_Doc4_Nigeria_Labour_Law_CIPM.docx
@@ -56,16 +56,17 @@
     <w:p>
       <w:pPr>
         <w:pStyle w:val="Heading1"/>
-        <w:jc w:val="center"/>
-        <w:shd w:val="clear" w:color="auto" w:fill="12628F"/>
-        <w:spacing w:before="60" w:after="60" w:left="140" w:right="140"/>
+        <w:shd w:val="clear" w:color="auto" w:fill="E8F0F7"/>
+        <w:spacing w:before="60" w:after="60" w:left="90" w:right="90"/>
+        <w:pBdr>
+          <w:left w:val="single" w:sz="40" w:space="6" w:color="0B3D5C"/>
+        </w:pBdr>
       </w:pPr>
       <w:r>
         <w:rPr>
           <w:b/>
           <w:i w:val="0"/>
-          <w:color w:val="FFFFFF"/>
-          <w:sz w:val="26"/>
+          <w:color w:val="0B3D5C"/>
         </w:rPr>
         <w:t>Document 4 — Nigeria: Labour Law &amp; CIPM</w:t>
       </w:r>
@@ -3293,7 +3294,7 @@
           <w:b w:val="0"/>
           <w:i w:val="0"/>
         </w:rPr>
-        <w:t xml:space="preserve"> Around 6–18 months into the job, after you've delivered something measurable, write a one-page case to your manager: cost, what capability it unlocks for the team (compliance confidence, fewer mis-hires, better documented processes), a retention/bond offer, and the note that the organisation already contributes to the ITF and therefore has training machinery. Ask in the second quarter of the year, not the first. If you're at an SME with no budget, CIPM also runs its own events and free webinars — attendance keeps you visible in the profession, which is its own return.</w:t>
+        <w:t xml:space="preserve"> Around 6–18 months into the job, after you've delivered something measurable, write a one-page case to your manager: cost, what capability it gives the team (compliance confidence, fewer mis-hires, better documented processes), a retention/bond offer, and the note that the organisation already contributes to the ITF and therefore has training machinery. Ask in the second quarter of the year, not the first. If you're at an SME with no budget, CIPM also runs its own events and free webinars — attendance keeps you visible in the profession, which is its own return.</w:t>
       </w:r>
     </w:p>
     <w:p>
